--- a/Харисов Р.Р. - ПАО Самараэнерго.docx
+++ b/Харисов Р.Р. - ПАО Самараэнерго.docx
@@ -15092,17 +15092,115 @@
       <w:bookmarkEnd w:id="40"/>
       <w:bookmarkEnd w:id="41"/>
     </w:p>
-    <w:p ns2:paraId="7D9CEB85" ns2:textId="77777777"/>
-    <w:p ns2:paraId="282758C0" ns2:textId="07F8481F">
-      <w:r>
-        <w:rPr>
-          <w:noProof/>
-        </w:rPr>
+    <w:p>
+      <w:pPr>
+        <w:spacing w:line="360" w:lineRule="auto" w:after="0" w:before="0"/>
+        <w:ind w:firstLine="709"/>
+        <w:jc w:val="both"/>
+      </w:pPr>
+      <w:r>
+        <w:rPr>
+          <w:rFonts w:ascii="Times New Roman" w:hAnsi="Times New Roman" w:eastAsia="Times New Roman" w:cs="Times New Roman"/>
+          <w:sz w:val="28"/>
+        </w:rPr>
+        <w:t>На основе организационной структуры ПАО «Самараэнерго» (раздел 1.10) и перечня бизнес-задач (раздел 2.3, таблица 2.3) построена нормализованная диаграмма связей исполнителей и бизнес-задач. Диаграмма наглядно отражает распределение 64 бизнес-задач по 13 бизнес-процессам предприятия между 29 исполнителями (структурными подразделениями, должностями и корпоративными информационными системами).</w:t>
+      </w:r>
+    </w:p>
+    <w:p>
+      <w:pPr>
+        <w:spacing w:line="360" w:lineRule="auto" w:after="0" w:before="0"/>
+        <w:ind w:firstLine="709"/>
+        <w:jc w:val="both"/>
+      </w:pPr>
+      <w:r>
+        <w:rPr>
+          <w:rFonts w:ascii="Times New Roman" w:hAnsi="Times New Roman" w:eastAsia="Times New Roman" w:cs="Times New Roman"/>
+          <w:sz w:val="28"/>
+        </w:rPr>
+        <w:t>Диаграмма построена с соблюдением следующих принципов:</w:t>
+      </w:r>
+    </w:p>
+    <w:p>
+      <w:pPr>
+        <w:spacing w:line="360" w:lineRule="auto" w:after="0" w:before="0"/>
+        <w:ind w:firstLine="709"/>
+        <w:jc w:val="both"/>
+      </w:pPr>
+      <w:r>
+        <w:rPr>
+          <w:rFonts w:ascii="Times New Roman" w:hAnsi="Times New Roman" w:eastAsia="Times New Roman" w:cs="Times New Roman"/>
+          <w:sz w:val="28"/>
+        </w:rPr>
+        <w:t>1. Принцип полноты: на диаграмме отражены все организационные единицы предприятия (отделы, службы, должности руководителей), участвующие в выполнении основных, обеспечивающих и управляющих бизнес-процессов, и все выделенные бизнес-задачи 1–13 групп процессов.</w:t>
+      </w:r>
+    </w:p>
+    <w:p>
+      <w:pPr>
+        <w:spacing w:line="360" w:lineRule="auto" w:after="0" w:before="0"/>
+        <w:ind w:firstLine="709"/>
+        <w:jc w:val="both"/>
+      </w:pPr>
+      <w:r>
+        <w:rPr>
+          <w:rFonts w:ascii="Times New Roman" w:hAnsi="Times New Roman" w:eastAsia="Times New Roman" w:cs="Times New Roman"/>
+          <w:sz w:val="28"/>
+        </w:rPr>
+        <w:t>2. Принцип нормализации: каждая бизнес-задача закреплена ровно за одним ответственным исполнителем, что позволяет объективно оценивать эффективность подразделения по конкретному перечню задач. Для задач, в выполнении которых участвует несколько подразделений (например, 1.3 «Заключение договоров с производителями» — Юридический отдел и Отдел закупок), в качестве ответственного исполнителя выбрано то подразделение, которое формирует итоговый бизнес-продукт (договор) и несёт ответственность за результат.</w:t>
+      </w:r>
+    </w:p>
+    <w:p>
+      <w:pPr>
+        <w:spacing w:line="360" w:lineRule="auto" w:after="0" w:before="0"/>
+        <w:ind w:firstLine="709"/>
+        <w:jc w:val="both"/>
+      </w:pPr>
+      <w:r>
+        <w:rPr>
+          <w:rFonts w:ascii="Times New Roman" w:hAnsi="Times New Roman" w:eastAsia="Times New Roman" w:cs="Times New Roman"/>
+          <w:sz w:val="28"/>
+        </w:rPr>
+        <w:t>3. Принцип детерминированности: для каждого исполнителя определён конкретный перечень закреплённых за ним задач — в среднем 2 задачи на подразделение, максимально 6 задач у Финансового отдела (задачи 1.6, 1.7, 1.8, 3.5, 9.2, 13.4), что соответствует его роли центра финансового управления и контроля дебиторской задолженности — ключевой задачи проектируемой подсистемы.</w:t>
+      </w:r>
+    </w:p>
+    <w:p>
+      <w:pPr>
+        <w:spacing w:line="360" w:lineRule="auto" w:after="0" w:before="0"/>
+        <w:ind w:firstLine="709"/>
+        <w:jc w:val="both"/>
+      </w:pPr>
+      <w:r>
+        <w:rPr>
+          <w:rFonts w:ascii="Times New Roman" w:hAnsi="Times New Roman" w:eastAsia="Times New Roman" w:cs="Times New Roman"/>
+          <w:sz w:val="28"/>
+        </w:rPr>
+        <w:t>Цветовая дифференциация задач на диаграмме соответствует классификации бизнес-задач по характеру выполняемых функций (см. п. 2.3): А — аналитические (синий), О — организационные (оранжевый), Т — технологические (зелёный), У — учётные (сиреневый). Такое представление позволяет визуально оценить функциональную специализацию каждого подразделения: например, Финансовый отдел сосредоточен на аналитических и технологических задачах финансового планирования и расчётов, в то время как Отдел кадров и Отдел обучения выполняют преимущественно организационные функции.</w:t>
+      </w:r>
+    </w:p>
+    <w:p>
+      <w:pPr>
+        <w:spacing w:line="360" w:lineRule="auto" w:after="0" w:before="0"/>
+        <w:ind w:firstLine="709"/>
+        <w:jc w:val="both"/>
+      </w:pPr>
+      <w:r>
+        <w:rPr>
+          <w:rFonts w:ascii="Times New Roman" w:hAnsi="Times New Roman" w:eastAsia="Times New Roman" w:cs="Times New Roman"/>
+          <w:sz w:val="28"/>
+        </w:rPr>
+        <w:t>В результате нормализации диаграмма однозначно определяет для каждой бизнес-задачи единственного исполнителя и для каждого исполнителя перечень его задач, что является основой для проектирования подсистем ИС, разграничения прав доступа и формирования отчётности по KPI подразделений. Полученная диаграмма приведена на рисунке 2.1.</w:t>
+      </w:r>
+    </w:p>
+    <w:p>
+      <w:pPr>
+        <w:spacing w:line="240" w:lineRule="auto" w:after="120" w:before="120"/>
+        <w:ind w:firstLine="0"/>
+        <w:jc w:val="center"/>
+      </w:pPr>
+      <w:r>
         <w:drawing>
-          <ns6:inline distT="0" distB="0" distL="0" distR="0" ns7:anchorId="5AF3895A" ns7:editId="4BE93576">
-            <ns6:extent cx="4839375" cy="7535327"/>
-            <ns6:effectExtent l="0" t="0" r="0" b="8890"/>
-            <ns6:docPr id="1757336426" name="Рисунок 1"/>
+          <ns6:inline>
+            <ns6:extent cx="5940000" cy="4809996"/>
+            <ns6:docPr id="2035490144" name="Picture 2035490144"/>
             <ns6:cNvGraphicFramePr>
               <ns8:graphicFrameLocks noChangeAspect="1"/>
             </ns6:cNvGraphicFramePr>
@@ -15110,11 +15208,11 @@
               <ns8:graphicData uri="http://schemas.openxmlformats.org/drawingml/2006/picture">
                 <ns9:pic>
                   <ns9:nvPicPr>
-                    <ns9:cNvPr id="1757336426" name=""/>
+                    <ns9:cNvPr id="0" name="figure_2_4.png"/>
                     <ns9:cNvPicPr/>
                   </ns9:nvPicPr>
                   <ns9:blipFill>
-                    <ns8:blip ns5:embed="rId20"/>
+                    <ns8:blip ns5:embed="rId28"/>
                     <ns8:stretch>
                       <ns8:fillRect/>
                     </ns8:stretch>
@@ -15122,11 +15220,9 @@
                   <ns9:spPr>
                     <ns8:xfrm>
                       <ns8:off x="0" y="0"/>
-                      <ns8:ext cx="4839375" cy="7535327"/>
+                      <ns8:ext cx="5940000" cy="4809996"/>
                     </ns8:xfrm>
-                    <ns8:prstGeom prst="rect">
-                      <ns8:avLst/>
-                    </ns8:prstGeom>
+                    <ns8:prstGeom prst="rect"/>
                   </ns9:spPr>
                 </ns9:pic>
               </ns8:graphicData>
@@ -15135,7 +15231,27 @@
         </w:drawing>
       </w:r>
     </w:p>
-    <w:p ns2:paraId="775CBEDF" ns2:textId="77777777"/>
+    <w:p>
+      <w:pPr>
+        <w:spacing w:line="360" w:lineRule="auto" w:after="0" w:before="0"/>
+        <w:ind w:firstLine="0"/>
+        <w:jc w:val="center"/>
+      </w:pPr>
+      <w:r>
+        <w:rPr>
+          <w:rFonts w:ascii="Times New Roman" w:hAnsi="Times New Roman"/>
+          <w:sz w:val="28"/>
+        </w:rPr>
+        <w:t>Рисунок 2.1 — Нормализованная диаграмма связей исполнителей и бизнес-задач</w:t>
+      </w:r>
+    </w:p>
+    <w:p>
+      <w:pPr>
+        <w:spacing w:line="360" w:lineRule="auto" w:after="0" w:before="0"/>
+        <w:ind w:firstLine="709"/>
+        <w:jc w:val="both"/>
+      </w:pPr>
+    </w:p>
     <w:p ns2:paraId="4F756D8A" ns2:textId="15FFA87D">
       <w:pPr>
         <w:pStyle w:val="20"/>

--- a/Харисов Р.Р. - ПАО Самараэнерго.docx
+++ b/Харисов Р.Р. - ПАО Самараэнерго.docx
@@ -26877,6 +26877,114 @@
           <w:szCs w:val="28"/>
         </w:rPr>
         <w:t xml:space="preserve">35. Репин В., Телегин А. Кратко об архитектуре бизнес-процессов компании. - [Электронный ресурс]: https://bpm3.ru/articles/kratko-ob-arhitekture-biznes-protsessov-kompanii/ (февраль 2025).</w:t>
+      </w:r>
+    </w:p>
+    <w:p>
+      <w:pPr>
+        <w:ind w:firstLine="0"/>
+        <w:jc w:val="left"/>
+      </w:pPr>
+      <w:r>
+        <w:br w:type="page"/>
+      </w:r>
+    </w:p>
+    <w:p>
+      <w:pPr>
+        <w:spacing w:line="360" w:lineRule="auto"/>
+        <w:ind w:firstLine="0"/>
+        <w:jc w:val="right"/>
+      </w:pPr>
+      <w:r>
+        <w:rPr>
+          <w:rFonts w:ascii="Times New Roman" w:hAnsi="Times New Roman"/>
+          <w:b/>
+          <w:sz w:val="28"/>
+        </w:rPr>
+        <w:t>ПРИЛОЖЕНИЕ А</w:t>
+      </w:r>
+    </w:p>
+    <w:p>
+      <w:pPr>
+        <w:pStyle w:val="10"/>
+        <w:ind w:firstLine="0"/>
+        <w:jc w:val="center"/>
+      </w:pPr>
+      <w:r>
+        <w:rPr>
+          <w:rFonts w:ascii="Times New Roman" w:hAnsi="Times New Roman"/>
+          <w:b/>
+          <w:sz w:val="28"/>
+        </w:rPr>
+        <w:t>Нормализованная диаграмма связей исполнителей и бизнес-задач ПАО «Самараэнерго»</w:t>
+      </w:r>
+    </w:p>
+    <w:p>
+      <w:pPr>
+        <w:spacing w:line="360" w:lineRule="auto" w:after="0" w:before="0"/>
+        <w:ind w:firstLine="709"/>
+        <w:jc w:val="both"/>
+      </w:pPr>
+      <w:r>
+        <w:rPr>
+          <w:rFonts w:ascii="Times New Roman" w:hAnsi="Times New Roman"/>
+          <w:sz w:val="28"/>
+        </w:rPr>
+        <w:t>Диаграмма построена по данным таблицы 2.3 «Бизнес-задачи и их исполнители» и раздела 1.10 «Организационная структура». Для каждой из 64 бизнес-задач определён единственный ответственный исполнитель (принцип нормализации). Цвет блока задачи отражает её класс: А (синий) — аналитические, О (оранжевый) — организационные, Т (зелёный) — технологические, У (сиреневый) — учётные.</w:t>
+      </w:r>
+    </w:p>
+    <w:p>
+      <w:pPr>
+        <w:spacing w:line="240" w:lineRule="auto" w:before="120" w:after="120"/>
+        <w:ind w:firstLine="0"/>
+        <w:jc w:val="center"/>
+      </w:pPr>
+      <w:r>
+        <w:drawing>
+          <ns6:inline>
+            <ns6:extent cx="5760000" cy="8096072"/>
+            <ns6:docPr id="2035490145" name="Picture 2035490145"/>
+            <ns6:cNvGraphicFramePr>
+              <ns8:graphicFrameLocks noChangeAspect="1"/>
+            </ns6:cNvGraphicFramePr>
+            <ns8:graphic>
+              <ns8:graphicData uri="http://schemas.openxmlformats.org/drawingml/2006/picture">
+                <ns9:pic>
+                  <ns9:nvPicPr>
+                    <ns9:cNvPr id="0" name="figure_app_a.png"/>
+                    <ns9:cNvPicPr/>
+                  </ns9:nvPicPr>
+                  <ns9:blipFill>
+                    <ns8:blip ns5:embed="rId29"/>
+                    <ns8:stretch>
+                      <ns8:fillRect/>
+                    </ns8:stretch>
+                  </ns9:blipFill>
+                  <ns9:spPr>
+                    <ns8:xfrm>
+                      <ns8:off x="0" y="0"/>
+                      <ns8:ext cx="5760000" cy="8096072"/>
+                    </ns8:xfrm>
+                    <ns8:prstGeom prst="rect"/>
+                  </ns9:spPr>
+                </ns9:pic>
+              </ns8:graphicData>
+            </ns8:graphic>
+          </ns6:inline>
+        </w:drawing>
+      </w:r>
+    </w:p>
+    <w:p>
+      <w:pPr>
+        <w:spacing w:line="360" w:lineRule="auto"/>
+        <w:ind w:firstLine="0"/>
+        <w:jc w:val="center"/>
+      </w:pPr>
+      <w:r>
+        <w:rPr>
+          <w:rFonts w:ascii="Times New Roman" w:hAnsi="Times New Roman"/>
+          <w:sz w:val="28"/>
+        </w:rPr>
+        <w:t>Рисунок А.1 — Нормализованная диаграмма связей исполнителей и бизнес-задач</w:t>
       </w:r>
     </w:p>
   </w:body>

--- a/Харисов Р.Р. - ПАО Самараэнерго.docx
+++ b/Харисов Р.Р. - ПАО Самараэнерго.docx
@@ -4189,8 +4189,7 @@
           <w:b/>
           <w:bCs/>
         </w:rPr>
-        <w:lastRenderedPageBreak/>
-        <w:fldChar w:fldCharType="end"/>
+        <w:t>1. Предпроектный анализ деятельности ПАО «Самараэнерго»</w:t>
       </w:r>
       <w:bookmarkStart w:id="2" w:name="_Toc224778607"/>
       <w:bookmarkStart w:id="3" w:name="_Toc224779592"/>
@@ -4199,14 +4198,12 @@
           <w:b/>
           <w:bCs/>
         </w:rPr>
-        <w:t xml:space="preserve">1. </w:t>
       </w:r>
       <w:r>
         <w:rPr>
           <w:b/>
           <w:bCs/>
         </w:rPr>
-        <w:t>Предпроектный анализ деятельности Самараэнерго</w:t>
       </w:r>
       <w:bookmarkEnd w:id="2"/>
       <w:bookmarkEnd w:id="3"/>
@@ -4218,7 +4215,7 @@
       <w:bookmarkStart w:id="4" w:name="_Toc224778608"/>
       <w:bookmarkStart w:id="5" w:name="_Toc224779593"/>
       <w:r>
-        <w:t>1.1 ХАРАКТЕРИСТИКА ОТРАСЛИ</w:t>
+        <w:t>1.1 Характеристика отрасли</w:t>
       </w:r>
       <w:r/>
       <w:r/>
@@ -4294,11 +4291,9 @@
       <w:bookmarkStart w:id="6" w:name="_Toc224778609"/>
       <w:bookmarkStart w:id="7" w:name="_Toc224779594"/>
       <w:r>
-        <w:t xml:space="preserve">1.2 </w:t>
-      </w:r>
-      <w:r>
-        <w:t>НАИМЕНОВАНИЕ И РЕКВИЗИТЫ ПРЕДПРИЯТИЯ</w:t>
-      </w:r>
+        <w:t>1.2 Наименование и реквизиты предприятия</w:t>
+      </w:r>
+      <w:r/>
       <w:bookmarkEnd w:id="6"/>
       <w:bookmarkEnd w:id="7"/>
     </w:p>
@@ -4518,11 +4513,9 @@
       <w:bookmarkStart w:id="8" w:name="_Toc224778610"/>
       <w:bookmarkStart w:id="9" w:name="_Toc224779595"/>
       <w:r>
-        <w:t xml:space="preserve">1.3 </w:t>
-      </w:r>
-      <w:r>
-        <w:t>ВИДЫ ДЕЯТЕЛЬНОСТИ</w:t>
-      </w:r>
+        <w:t>1.3 Виды деятельности</w:t>
+      </w:r>
+      <w:r/>
       <w:bookmarkEnd w:id="8"/>
       <w:bookmarkEnd w:id="9"/>
     </w:p>
@@ -4663,11 +4656,9 @@
       <w:bookmarkStart w:id="10" w:name="_Toc224778611"/>
       <w:bookmarkStart w:id="11" w:name="_Toc224779596"/>
       <w:r>
-        <w:t xml:space="preserve">1.4 </w:t>
-      </w:r>
-      <w:r>
-        <w:t>ОСНОВНЫЕ ФОНДЫ И ФИЗИЧЕСКАЯ СХЕМА ИХ РАСПОЛОЖЕНИЯ</w:t>
-      </w:r>
+        <w:t>1.4 Основные фонды и физическая схема их расположения</w:t>
+      </w:r>
+      <w:r/>
       <w:bookmarkEnd w:id="10"/>
       <w:bookmarkEnd w:id="11"/>
     </w:p>
@@ -4940,11 +4931,9 @@
       <w:bookmarkStart w:id="12" w:name="_Toc224778612"/>
       <w:bookmarkStart w:id="13" w:name="_Toc224779597"/>
       <w:r>
-        <w:t xml:space="preserve">1.5 </w:t>
-      </w:r>
-      <w:r>
-        <w:t>ХАРАКТЕРИСТИКА ТРУДОВЫХ РЕСУРСОВ</w:t>
-      </w:r>
+        <w:t>1.5 Характеристика трудовых ресурсов</w:t>
+      </w:r>
+      <w:r/>
       <w:bookmarkEnd w:id="12"/>
       <w:bookmarkEnd w:id="13"/>
     </w:p>
@@ -5165,11 +5154,9 @@
       <w:bookmarkStart w:id="14" w:name="_Toc224778613"/>
       <w:bookmarkStart w:id="15" w:name="_Toc224779598"/>
       <w:r>
-        <w:t xml:space="preserve">1.6 </w:t>
-      </w:r>
-      <w:r>
-        <w:t>ВХОДНЫЕ РЕСУРСЫ ПРЕДПРИЯТИЯ</w:t>
-      </w:r>
+        <w:t>1.6 Входные ресурсы предприятия</w:t>
+      </w:r>
+      <w:r/>
       <w:bookmarkEnd w:id="14"/>
       <w:bookmarkEnd w:id="15"/>
     </w:p>
@@ -5271,16 +5258,12 @@
         <w:pStyle w:val="20"/>
       </w:pPr>
       <w:r>
-        <w:tab/>
+        <w:t>1.7 Продукты (услуги) предприятия</w:t>
       </w:r>
       <w:bookmarkStart w:id="16" w:name="_Toc224778614"/>
       <w:bookmarkStart w:id="17" w:name="_Toc224779599"/>
-      <w:r>
-        <w:t xml:space="preserve">1.7 </w:t>
-      </w:r>
-      <w:r>
-        <w:t>ПРОДУКТЫ (УСЛУГИ) ПРЕДПРИЯТИЯ</w:t>
-      </w:r>
+      <w:r/>
+      <w:r/>
       <w:bookmarkEnd w:id="16"/>
       <w:bookmarkEnd w:id="17"/>
     </w:p>
@@ -5399,11 +5382,9 @@
       <w:bookmarkStart w:id="18" w:name="_Toc224778615"/>
       <w:bookmarkStart w:id="19" w:name="_Toc224779600"/>
       <w:r>
-        <w:t xml:space="preserve">1.8 </w:t>
-      </w:r>
-      <w:r>
-        <w:t>ХАРАКТЕРИСТИКА ПОТРЕБИТЕЛЕЙ ПРОДУКЦИИ И КОНКУРЕНТНАЯ СРЕДА</w:t>
-      </w:r>
+        <w:t>1.8 Характеристика потребителей продукции и конкурентная среда</w:t>
+      </w:r>
+      <w:r/>
       <w:bookmarkEnd w:id="18"/>
       <w:bookmarkEnd w:id="19"/>
     </w:p>
@@ -5664,11 +5645,9 @@
       <w:bookmarkStart w:id="20" w:name="_Toc224778616"/>
       <w:bookmarkStart w:id="21" w:name="_Toc224779601"/>
       <w:r>
-        <w:t xml:space="preserve">1.9 </w:t>
-      </w:r>
-      <w:r>
-        <w:t>ПРОИЗВОДСТВЕННЫЕ И ЭКОНОМИЧЕСКИЕ ПОКАЗАТЕЛИ ДЕЯТЕЛЬНОСТИ</w:t>
-      </w:r>
+        <w:t>1.9 Производственные и экономические показатели деятельности</w:t>
+      </w:r>
+      <w:r/>
       <w:bookmarkEnd w:id="20"/>
       <w:bookmarkEnd w:id="21"/>
     </w:p>
@@ -6316,16 +6295,12 @@
       <w:bookmarkStart w:id="22" w:name="_Toc224778617"/>
       <w:bookmarkStart w:id="23" w:name="_Toc224779602"/>
       <w:r>
-        <w:t xml:space="preserve">1.10 </w:t>
-      </w:r>
-      <w:r>
-        <w:t>ОРГАНИЗАЦИОННАЯ СТРУКТУРА И ФИЗИЧЕСКАЯ СХЕМА ИХ РАСПОЛОЖЕНИЯ</w:t>
-      </w:r>
+        <w:t>1.10 Организационная структура предприятия и физическая схема её расположения</w:t>
+      </w:r>
+      <w:r/>
       <w:bookmarkEnd w:id="22"/>
       <w:bookmarkEnd w:id="23"/>
-      <w:r>
-        <w:tab/>
-      </w:r>
+      <w:r/>
     </w:p>
     <w:p ns2:paraId="22C2AC4F" ns2:textId="77777777"/>
     <w:p ns2:paraId="4EF080C5" ns2:textId="1E882E4C">
@@ -6370,6 +6345,42 @@
         </w:drawing>
       </w:r>
     </w:p>
+    <w:p>
+      <w:pPr>
+        <w:jc w:val="both"/>
+      </w:pPr>
+      <w:r>
+        <w:rPr>
+          <w:rFonts w:ascii="Times New Roman" w:hAnsi="Times New Roman"/>
+          <w:sz w:val="28"/>
+        </w:rPr>
+        <w:t>Организационная структура ПАО «Самараэнерго» построена по линейно-функциональному принципу с элементами дивизионного управления и отражает специфику энергосбытовой деятельности компании. Высшим органом управления является Общее собрание акционеров, осуществляющее общее руководство и принимающее ключевые корпоративные решения; стратегическое управление реализуется Советом директоров, оперативное руководство — Генеральным директором и подчинёнными ему заместителями.</w:t>
+      </w:r>
+    </w:p>
+    <w:p>
+      <w:pPr>
+        <w:jc w:val="both"/>
+      </w:pPr>
+      <w:r>
+        <w:rPr>
+          <w:rFonts w:ascii="Times New Roman" w:hAnsi="Times New Roman"/>
+          <w:sz w:val="28"/>
+        </w:rPr>
+        <w:t>В подчинении Генерального директора находятся семь функциональных направлений: Финансовый директор (бухгалтерия, бюджетирование, финансовая отчётность РСБУ), Технический директор (эксплуатация инфраструктуры, ремонты), Директор по сбыту (договорная работа с потребителями, биллинг, контакт-центр), Директор по закупкам (закупки электроэнергии на ОРЭМ, конкурентные процедуры), Директор по персоналу (кадры, обучение, оплата труда), Начальник управления ИТ (ИТ-инфраструктура, ИБ, СЭД) и Директор по развитию (стратегия, инвестиционная и инновационная деятельность).</w:t>
+      </w:r>
+    </w:p>
+    <w:p>
+      <w:pPr>
+        <w:jc w:val="both"/>
+      </w:pPr>
+      <w:r>
+        <w:rPr>
+          <w:rFonts w:ascii="Times New Roman" w:hAnsi="Times New Roman"/>
+          <w:sz w:val="28"/>
+        </w:rPr>
+        <w:t>Производственная структура распределена по 20 территориальным отделениям (Самарское, Кинельское, Новокуйбышевское, Тольяттинское, Сызранское и др.), обслуживающим в совокупности 978 тыс. физических и 22 тыс. юридических лиц. Головной офис расположен в г. Самара (ул. Маяковского, 15) и обеспечивает централизованное взаимодействие с ПАО «Россети», АО «АТС», АО «СО ЕЭС», ФАС, министерствами и контролирующими органами. Физическая схема расположения подразделений ПАО «Самараэнерго» представлена на рисунке 1.2.</w:t>
+      </w:r>
+    </w:p>
     <w:p ns2:paraId="737C0DE8" ns2:textId="66D7FBE7">
       <w:pPr>
         <w:rPr>
@@ -6428,11 +6439,9 @@
       <w:bookmarkStart w:id="24" w:name="_Toc224778618"/>
       <w:bookmarkStart w:id="25" w:name="_Toc224779603"/>
       <w:r>
-        <w:t xml:space="preserve">1.11 </w:t>
-      </w:r>
-      <w:r>
-        <w:t>СТАНДАРТЫ ОПЕРАТИВНОГО, СРЕДНЕСРОЧНОГО, СТРАТЕГИЧЕСКОГО УПРАВЛЕНИЯ ПРЕДПРИЯТИЕМ</w:t>
-      </w:r>
+        <w:t>1.11 Стандарты оперативного, среднесрочного, стратегического управления предприятием</w:t>
+      </w:r>
+      <w:r/>
       <w:bookmarkEnd w:id="24"/>
       <w:bookmarkEnd w:id="25"/>
     </w:p>
@@ -6726,12 +6735,9 @@
       <w:bookmarkStart w:id="26" w:name="_Toc224778619"/>
       <w:bookmarkStart w:id="27" w:name="_Toc224779604"/>
       <w:r>
-        <w:lastRenderedPageBreak/>
-        <w:t xml:space="preserve">1.12 </w:t>
-      </w:r>
-      <w:r>
-        <w:t>ЛОГИЧЕСКАЯ И ФИЗИЧЕСКАЯ СХЕМА КОМПЬЮТЕРНОЙ СЕТИ ПРЕДПРИЯТИЯ</w:t>
-      </w:r>
+        <w:t>1.12 Логическая и физическая схема компьютерной сети предприятия</w:t>
+      </w:r>
+      <w:r/>
       <w:bookmarkEnd w:id="26"/>
       <w:bookmarkEnd w:id="27"/>
     </w:p>
@@ -6846,6 +6852,42 @@
         </w:drawing>
       </w:r>
     </w:p>
+    <w:p>
+      <w:pPr>
+        <w:jc w:val="both"/>
+      </w:pPr>
+      <w:r>
+        <w:rPr>
+          <w:rFonts w:ascii="Times New Roman" w:hAnsi="Times New Roman"/>
+          <w:sz w:val="28"/>
+        </w:rPr>
+        <w:t>Логическая и физическая схема компьютерной сети ПАО «Самараэнерго» построена по трёхуровневой иерархической модели Cisco (Core – Distribution – Access) и включает централизованное ядро в головном офисе в Самаре, программно-определяемую сеть Cisco SD-WAN для подключения 20 территориальных отделений и сегмент демилитаризованной зоны (DMZ) для размещения сервисов, доступных извне (Личный кабинет потребителя, биллинг-API, DNS-Proxy).</w:t>
+      </w:r>
+    </w:p>
+    <w:p>
+      <w:pPr>
+        <w:jc w:val="both"/>
+      </w:pPr>
+      <w:r>
+        <w:rPr>
+          <w:rFonts w:ascii="Times New Roman" w:hAnsi="Times New Roman"/>
+          <w:sz w:val="28"/>
+        </w:rPr>
+        <w:t>Внешний периметр сети защищён маршрутизатором Cisco ISR 4451-X и межсетевым экраном Cisco ASA 5525-X, обеспечивающим NAT, IPSec-туннели для филиалов и фильтрацию трафика. Ядро локальной сети построено на коммутаторе Cisco Catalyst 9500 уровня L3, выполняющем маршрутизацию между виртуальными сетями VLAN 10 (DMZ, 10.30.0.0/24), VLAN 20 (серверы ЦОД, 10.20.0.0/24), VLAN 30 (пользователи головного офиса, 10.40.0.0/24) и VLAN 31 (корпоративный Wi-Fi, 10.40.1.0/24).</w:t>
+      </w:r>
+    </w:p>
+    <w:p>
+      <w:pPr>
+        <w:jc w:val="both"/>
+      </w:pPr>
+      <w:r>
+        <w:rPr>
+          <w:rFonts w:ascii="Times New Roman" w:hAnsi="Times New Roman"/>
+          <w:sz w:val="28"/>
+        </w:rPr>
+        <w:t>В составе центра обработки данных размещены кластер хранения Hitachi Data Systems (HDS) AMS1000, серверы виртуализации VMware vCenter, серверы прикладных систем (АСУ СЭРП на платформе SAP for Utilities, СЭД EMC Documentum, MS Exchange, СУБД Oracle), а также инфраструктурные серверы Active Directory / DNS и файловые сервисы. Подключение филиалов к ядру выполнено через облако Cisco SD-WAN (адресация 10.50.0.0/16) с резервированием каналов и применением политик QoS. Логическая и физическая схема компьютерной сети ПАО «Самараэнерго» представлена на рисунке 1.3.</w:t>
+      </w:r>
+    </w:p>
     <w:p ns2:paraId="2D0F96C2" ns2:textId="4373C824">
       <w:pPr>
         <w:jc w:val="center"/>
@@ -6934,11 +6976,9 @@
       <w:bookmarkStart w:id="28" w:name="_Toc224778620"/>
       <w:bookmarkStart w:id="29" w:name="_Toc224779605"/>
       <w:r>
-        <w:t xml:space="preserve">1.13 </w:t>
-      </w:r>
-      <w:r>
-        <w:t>СОСТАВ И СТРУКТУРА ДЕЙСТВУЮЩЕЙ ИНФОРМАЦИОННОЙ СИСТЕМЫ</w:t>
-      </w:r>
+        <w:t>1.13 Состав и структура действующей информационной системы</w:t>
+      </w:r>
+      <w:r/>
       <w:bookmarkEnd w:id="28"/>
       <w:bookmarkEnd w:id="29"/>
     </w:p>
@@ -7229,14 +7269,10 @@
       <w:bookmarkStart w:id="30" w:name="_Toc224778621"/>
       <w:bookmarkStart w:id="31" w:name="_Toc224779606"/>
       <w:r>
-        <w:t xml:space="preserve">1.14 </w:t>
-      </w:r>
-      <w:r>
-        <w:t>АКТУАЛЬНЫЕ ПРОБЛЕМЫ И НОВЫЕ ПРОЕКТЫ ПРЕДПРИЯТИ</w:t>
-      </w:r>
-      <w:r>
-        <w:t>Я</w:t>
-      </w:r>
+        <w:t>1.14 Актуальные проблемы и новые проекты предприятия</w:t>
+      </w:r>
+      <w:r/>
+      <w:r/>
       <w:bookmarkEnd w:id="30"/>
       <w:bookmarkEnd w:id="31"/>
     </w:p>
@@ -7877,22 +7913,19 @@
           <w:b/>
           <w:bCs/>
         </w:rPr>
-        <w:lastRenderedPageBreak/>
-        <w:t>Реинжиниринг бизнес-процессов предприятия</w:t>
+        <w:t>2. Реинжиниринг бизнес-процессов предприятия и стандарт управления</w:t>
       </w:r>
       <w:r>
         <w:rPr>
           <w:b/>
           <w:bCs/>
         </w:rPr>
-        <w:t xml:space="preserve"> и стандарт</w:t>
       </w:r>
       <w:r>
         <w:rPr>
           <w:b/>
           <w:bCs/>
         </w:rPr>
-        <w:t xml:space="preserve"> управления</w:t>
       </w:r>
       <w:bookmarkEnd w:id="32"/>
       <w:bookmarkEnd w:id="33"/>
@@ -7904,14 +7937,10 @@
       <w:bookmarkStart w:id="34" w:name="_Toc224778623"/>
       <w:bookmarkStart w:id="35" w:name="_Toc224779608"/>
       <w:r>
-        <w:t xml:space="preserve">2.1 </w:t>
-      </w:r>
-      <w:r>
-        <w:t>ЦЕЛИ, ПРИНЦИПЫ, МЕТОДЫ И ИНСТРУМЕНТЫ РЕИНЖИНИРИНГА БИЗНЕС</w:t>
-      </w:r>
-      <w:r>
-        <w:t>-ПРОЦЕССОВ</w:t>
-      </w:r>
+        <w:t>2.1 Цели, принципы, методы и инструменты реинжиниринга бизнес-процессов</w:t>
+      </w:r>
+      <w:r/>
+      <w:r/>
       <w:bookmarkEnd w:id="34"/>
       <w:bookmarkEnd w:id="35"/>
     </w:p>
@@ -8913,11 +8942,6 @@
         </w:rPr>
       </w:pPr>
     </w:p>
-    <w:p ns2:paraId="360259A3" ns2:textId="77777777">
-      <w:pPr>
-        <w:pStyle w:val="20"/>
-      </w:pPr>
-    </w:p>
     <w:p ns2:paraId="15DA29BE" ns2:textId="0B640109">
       <w:pPr>
         <w:pStyle w:val="20"/>
@@ -8925,11 +8949,9 @@
       <w:bookmarkStart w:id="36" w:name="_Toc224778624"/>
       <w:bookmarkStart w:id="37" w:name="_Toc224779609"/>
       <w:r>
-        <w:t xml:space="preserve">2.2 </w:t>
-      </w:r>
-      <w:r>
-        <w:t>БИЗНЕС-ПРОЦЕССЫ ПРЕДПРИЯТИЯ, ИХ ЦЕЛИ, ОПИСАНИЕ, ВЛАДЕЛЬЦЫ И ЦЕЛЕВЫЕ БИЗНЕС-ПРОДУКТЫ</w:t>
-      </w:r>
+        <w:t>2.2 Бизнес-процессы предприятия, их цели, описание, владельцы и целевые бизнес-продукты</w:t>
+      </w:r>
+      <w:r/>
       <w:bookmarkEnd w:id="36"/>
       <w:bookmarkEnd w:id="37"/>
     </w:p>
@@ -10499,12 +10521,9 @@
       <w:bookmarkStart w:id="38" w:name="_Toc224778625"/>
       <w:bookmarkStart w:id="39" w:name="_Toc224779610"/>
       <w:r>
-        <w:lastRenderedPageBreak/>
-        <w:t xml:space="preserve">2.3 </w:t>
-      </w:r>
-      <w:r>
-        <w:t>БИЗНЕС-ЗАДАЧИ И ИХ ИСПОЛНИТЕЛИ, КЛАССИФИКАЦИЯ</w:t>
-      </w:r>
+        <w:t>2.3 Бизнес-задачи и их исполнители, классификация</w:t>
+      </w:r>
+      <w:r/>
       <w:bookmarkEnd w:id="38"/>
       <w:bookmarkEnd w:id="39"/>
     </w:p>
@@ -15131,12 +15150,9 @@
       <w:bookmarkStart w:id="40" w:name="_Toc224778626"/>
       <w:bookmarkStart w:id="41" w:name="_Toc224779611"/>
       <w:r>
-        <w:lastRenderedPageBreak/>
-        <w:t xml:space="preserve">2.4 </w:t>
-      </w:r>
-      <w:r>
-        <w:t>НОРМАЛИЗОВАННАЯ ДИАГРАММА СВЯЗЕЙ ИСПОЛНИТЕЛЕЙ И БИЗНЕС-ЗАДАЧ</w:t>
-      </w:r>
+        <w:t>2.4 Нормализованная диаграмма связей исполнителей и бизнес-задач</w:t>
+      </w:r>
+      <w:r/>
       <w:bookmarkEnd w:id="40"/>
       <w:bookmarkEnd w:id="41"/>
     </w:p>
@@ -15307,12 +15323,9 @@
       <w:bookmarkStart w:id="42" w:name="_Toc224778627"/>
       <w:bookmarkStart w:id="43" w:name="_Toc224779612"/>
       <w:r>
-        <w:lastRenderedPageBreak/>
-        <w:t xml:space="preserve">2.5 </w:t>
-      </w:r>
-      <w:r>
-        <w:t>ОРГАНИЗАЦИОННО-ЛОГИЧЕСКИЕ И ВРЕМЕННЫЕ СВЯЗИ РЕШЕНИЯ БИЗНЕС-ЗАДАЧ</w:t>
-      </w:r>
+        <w:t>2.5 Организационно-логические и временные связи решения бизнес-задач (IDEF3)</w:t>
+      </w:r>
+      <w:r/>
       <w:bookmarkEnd w:id="42"/>
       <w:bookmarkEnd w:id="43"/>
     </w:p>
@@ -15559,11 +15572,9 @@
       <w:bookmarkStart w:id="44" w:name="_Toc224778628"/>
       <w:bookmarkStart w:id="45" w:name="_Toc224779613"/>
       <w:r>
-        <w:t xml:space="preserve">2.6 </w:t>
-      </w:r>
-      <w:r>
-        <w:t>ПРОДУКТОВЫЕ СВЯЗИ РЕШЕНИЯ БИЗНЕС-ЗАДАЧ</w:t>
-      </w:r>
+        <w:t>2.6 Продуктовые связи решения бизнес-задач</w:t>
+      </w:r>
+      <w:r/>
       <w:bookmarkEnd w:id="44"/>
       <w:bookmarkEnd w:id="45"/>
     </w:p>
@@ -15713,15 +15724,37 @@
       <w:bookmarkStart w:id="46" w:name="_Toc224778629"/>
       <w:bookmarkStart w:id="47" w:name="_Toc224779614"/>
       <w:r>
-        <w:t xml:space="preserve">2.6.1 </w:t>
+        <w:t>2.6.1 Таблица потоков создания бизнес-продуктов</w:t>
       </w:r>
       <w:bookmarkStart w:id="48" w:name="_Toc199252628"/>
-      <w:r>
-        <w:t>ТАБЛИЦА ПОТОКОВ СОЗДАНИЯ БИЗНЕС-ПРОДУКТОВ</w:t>
-      </w:r>
+      <w:r/>
       <w:bookmarkEnd w:id="46"/>
       <w:bookmarkEnd w:id="47"/>
       <w:bookmarkEnd w:id="48"/>
+    </w:p>
+    <w:p>
+      <w:pPr>
+        <w:jc w:val="both"/>
+      </w:pPr>
+      <w:r>
+        <w:rPr>
+          <w:rFonts w:ascii="Times New Roman" w:hAnsi="Times New Roman"/>
+          <w:sz w:val="28"/>
+        </w:rPr>
+        <w:t>Таблица потоков создания бизнес-продуктов ПАО «Самараэнерго» построена в соответствии с методикой формирования таблиц IDEF0-сценариев и связывает входные информационные / материальные ресурсы с выходными бизнес-продуктами через бизнес-задачи 1.1–13.4. Для каждой задачи указаны её источники (внешние контрагенты, иные задачи) и приёмники (внутренние подразделения, потребители, регуляторы), что обеспечивает прослеживаемость информационных потоков и управление качеством бизнес-продуктов.</w:t>
+      </w:r>
+    </w:p>
+    <w:p>
+      <w:pPr>
+        <w:jc w:val="both"/>
+      </w:pPr>
+      <w:r>
+        <w:rPr>
+          <w:rFonts w:ascii="Times New Roman" w:hAnsi="Times New Roman"/>
+          <w:sz w:val="28"/>
+        </w:rPr>
+        <w:t>Состав потоков формирует основу для построения схемы создания стоимости (раздел 2.6.2) и нормализованной диаграммы связей (раздел 2.4). Перечень потоков представлен в таблице 2.4.</w:t>
+      </w:r>
     </w:p>
     <w:p ns2:paraId="1EF67BBE" ns2:textId="6EB1D577">
       <w:pPr>
@@ -19680,7 +19713,7 @@
       <w:bookmarkStart w:id="49" w:name="_Toc224778630"/>
       <w:bookmarkStart w:id="50" w:name="_Toc224779615"/>
       <w:r>
-        <w:t>2.6.2. СХЕМА СОЗДАНИЯ СТОИМОСТИ</w:t>
+        <w:t>2.6.2 Схема создания стоимости (IDEF0)</w:t>
       </w:r>
       <w:bookmarkEnd w:id="49"/>
       <w:bookmarkEnd w:id="50"/>
@@ -19736,19 +19769,37 @@
       <w:bookmarkStart w:id="51" w:name="_Toc224778631"/>
       <w:bookmarkStart w:id="52" w:name="_Toc224779616"/>
       <w:r>
-        <w:t xml:space="preserve">2.7 </w:t>
-      </w:r>
-      <w:r>
-        <w:t>ПОКАЗАТЕЛИ ЭФФЕКТИВНОСТИ РЕШЕНИЯ БИЗНЕС-ЗАДАЧ И БИЗНЕС</w:t>
-      </w:r>
-      <w:r>
-        <w:t>-</w:t>
-      </w:r>
-      <w:r>
-        <w:t>ПРОЦЕССОВ</w:t>
-      </w:r>
+        <w:t>2.7 Показатели эффективности решения бизнес-задач и бизнес-процессов</w:t>
+      </w:r>
+      <w:r/>
+      <w:r/>
+      <w:r/>
       <w:bookmarkEnd w:id="51"/>
       <w:bookmarkEnd w:id="52"/>
+    </w:p>
+    <w:p>
+      <w:pPr>
+        <w:jc w:val="both"/>
+      </w:pPr>
+      <w:r>
+        <w:rPr>
+          <w:rFonts w:ascii="Times New Roman" w:hAnsi="Times New Roman"/>
+          <w:sz w:val="28"/>
+        </w:rPr>
+        <w:t>Показатели эффективности решения бизнес-задач и бизнес-процессов ПАО «Самараэнерго» сформированы как иерархическая система KPI, включающая стратегические, операционные и финансовые показатели. Базой формирования служат требования ГОСТ Р 56020-2014, методические рекомендации Минэнерго России для энергосбытовых компаний и внутренние стандарты компании.</w:t>
+      </w:r>
+    </w:p>
+    <w:p>
+      <w:pPr>
+        <w:jc w:val="both"/>
+      </w:pPr>
+      <w:r>
+        <w:rPr>
+          <w:rFonts w:ascii="Times New Roman" w:hAnsi="Times New Roman"/>
+          <w:sz w:val="28"/>
+        </w:rPr>
+        <w:t>Для каждого из 13 бизнес-процессов определены ключевые показатели результативности и эффективности: процент собираемости платежей, среднее время выставления счёта, доля просроченной дебиторской задолженности, доля автоматизированных операций, удельные затраты на обслуживание потребителя и т. д. Расчётные формулы и условные обозначения приведены в таблице 2.5.</w:t>
+      </w:r>
     </w:p>
     <w:p ns2:paraId="57DC113F" ns2:textId="2AE01DA9">
       <w:pPr>
@@ -22520,11 +22571,9 @@
       <w:bookmarkStart w:id="55" w:name="_Toc224778633"/>
       <w:bookmarkStart w:id="56" w:name="_Toc224779618"/>
       <w:r>
-        <w:t xml:space="preserve">2.8 </w:t>
-      </w:r>
-      <w:r>
-        <w:t>МЕНЕДЖМЕНТ ПРЕДПРИЯТИЯ, СТАНДАРТЫ УПРАВЛЕНИЯ И ПРОЦЕССНО-ЗАДАЧНАЯ ТЕХНОЛОГИЯ УПРАВЛЕНИЯ ПРЕДПРИЯТИЕМ</w:t>
-      </w:r>
+        <w:t>2.8 Менеджмент предприятия, стандарты управления и процессно-задачная технология управления предприятием</w:t>
+      </w:r>
+      <w:r/>
       <w:bookmarkEnd w:id="55"/>
       <w:bookmarkEnd w:id="56"/>
     </w:p>
@@ -22688,11 +22737,9 @@
       <w:bookmarkStart w:id="57" w:name="_Toc224778634"/>
       <w:bookmarkStart w:id="58" w:name="_Toc224779619"/>
       <w:r>
-        <w:t xml:space="preserve">2.9 БАЗА ДАННЫХ ПРОЦЕССНО-ЗАДАЧНОЙ </w:t>
-      </w:r>
-      <w:r>
-        <w:t>ТЕХНОЛОГИИ УПРАВЛЕНИЯ ОРГАНИЗАЦИЕЙ</w:t>
-      </w:r>
+        <w:t>2.9 База данных процессно-задачной технологии управления предприятием</w:t>
+      </w:r>
+      <w:r/>
       <w:bookmarkEnd w:id="57"/>
       <w:bookmarkEnd w:id="58"/>
     </w:p>

--- a/Харисов Р.Р. - ПАО Самараэнерго.docx
+++ b/Харисов Р.Р. - ПАО Самараэнерго.docx
@@ -3543,8 +3543,7 @@
           <w:b/>
           <w:bCs/>
         </w:rPr>
-        <w:lastRenderedPageBreak/>
-        <w:t>Аннотация</w:t>
+        <w:t>АННОТАЦИЯ</w:t>
       </w:r>
       <w:bookmarkEnd w:id="0"/>
     </w:p>
@@ -3649,8 +3648,7 @@
           <w:b/>
           <w:bCs/>
         </w:rPr>
-        <w:lastRenderedPageBreak/>
-        <w:t>Введение</w:t>
+        <w:t>ВВЕДЕНИЕ</w:t>
       </w:r>
       <w:bookmarkEnd w:id="1"/>
     </w:p>
@@ -4189,7 +4187,7 @@
           <w:b/>
           <w:bCs/>
         </w:rPr>
-        <w:t>1. Предпроектный анализ деятельности ПАО «Самараэнерго»</w:t>
+        <w:t>1. ПРЕДПРОЕКТНЫЙ АНАЛИЗ ДЕЯТЕЛЬНОСТИ ПАО «САМАРАЭНЕРГО»</w:t>
       </w:r>
       <w:bookmarkStart w:id="2" w:name="_Toc224778607"/>
       <w:bookmarkStart w:id="3" w:name="_Toc224779592"/>
@@ -7913,7 +7911,7 @@
           <w:b/>
           <w:bCs/>
         </w:rPr>
-        <w:t>2. Реинжиниринг бизнес-процессов предприятия и стандарт управления</w:t>
+        <w:t>2. РЕИНЖИНИРИНГ БИЗНЕС-ПРОЦЕССОВ ПРЕДПРИЯТИЯ И СТАНДАРТ УПРАВЛЕНИЯ</w:t>
       </w:r>
       <w:r>
         <w:rPr>
@@ -23231,7 +23229,7 @@
           <w:b/>
           <w:bCs/>
         </w:rPr>
-        <w:t xml:space="preserve">3. Проектирование информационной системы предприятия</w:t>
+        <w:t>3. ПРОЕКТИРОВАНИЕ ИНФОРМАЦИОННОЙ СИСТЕМЫ ПРЕДПРИЯТИЯ</w:t>
       </w:r>
     </w:p>
     <w:p>
@@ -28618,7 +28616,7 @@
           <w:b/>
           <w:bCs/>
         </w:rPr>
-        <w:t xml:space="preserve">4. Разработка задачи «Управление дебиторской задолженностью потребителей» подсистемы «Управление расчётами с потребителями»</w:t>
+        <w:t>4. РАЗРАБОТКА ЗАДАЧИ «УПРАВЛЕНИЕ ДЕБИТОРСКОЙ ЗАДОЛЖЕННОСТЬЮ ПОТРЕБИТЕЛЕЙ» ПОДСИСТЕМЫ «УПРАВЛЕНИЕ РАСЧЁТАМИ С ПОТРЕБИТЕЛЯМИ»</w:t>
       </w:r>
     </w:p>
     <w:p>
@@ -37137,8 +37135,7 @@
           <w:b/>
           <w:bCs/>
         </w:rPr>
-        <w:lastRenderedPageBreak/>
-        <w:t>Список использованных источников</w:t>
+        <w:t>СПИСОК ИСПОЛЬЗОВАННЫХ ИСТОЧНИКОВ</w:t>
       </w:r>
     </w:p>
     <w:p>
@@ -37855,7 +37852,7 @@
           <w:b/>
           <w:sz w:val="28"/>
         </w:rPr>
-        <w:t>Нормализованная диаграмма связей исполнителей и бизнес-задач ПАО «Самараэнерго»</w:t>
+        <w:t>НОРМАЛИЗОВАННАЯ ДИАГРАММА СВЯЗЕЙ ИСПОЛНИТЕЛЕЙ И БИЗНЕС-ЗАДАЧ ПАО «САМАРАЭНЕРГО»</w:t>
       </w:r>
     </w:p>
     <w:p>
